--- a/Decision Logs/Decision-log-3-API_vs_Manual.docx
+++ b/Decision Logs/Decision-log-3-API_vs_Manual.docx
@@ -39,7 +39,7 @@
           <w:lang w:val="en-GB"/>
         </w:rPr>
         <w:pict w14:anchorId="415BA374">
-          <v:rect id="_x0000_i1529" style="width:0;height:1.5pt" o:hralign="center" o:hrstd="t" o:hr="t" fillcolor="#a0a0a0" stroked="f"/>
+          <v:rect id="_x0000_i1026" style="width:0;height:1.5pt" o:hralign="center" o:hrstd="t" o:hr="t" fillcolor="#a0a0a0" stroked="f"/>
         </w:pict>
       </w:r>
     </w:p>
@@ -60,526 +60,6 @@
     <w:p>
       <w:pPr>
         <w:rPr>
-          <w:lang w:val="en-GB"/>
-        </w:rPr>
-      </w:pPr>
-      <w:r>
-        <w:rPr>
-          <w:i/>
-          <w:iCs/>
-          <w:lang w:val="en-GB"/>
-        </w:rPr>
-        <w:t>Project / assignment this belongs to</w:t>
-      </w:r>
-      <w:r>
-        <w:rPr>
-          <w:lang w:val="en-GB"/>
-        </w:rPr>
-        <w:br/>
-      </w:r>
-      <w:proofErr w:type="spellStart"/>
-      <w:r>
-        <w:rPr>
-          <w:lang w:val="en-GB"/>
-        </w:rPr>
-        <w:t>StackEval</w:t>
-      </w:r>
-      <w:proofErr w:type="spellEnd"/>
-      <w:r>
-        <w:rPr>
-          <w:lang w:val="en-GB"/>
-        </w:rPr>
-        <w:t xml:space="preserve"> Benchmark – Professional Research Project</w:t>
-      </w:r>
-    </w:p>
-    <w:p>
-      <w:pPr>
-        <w:rPr>
-          <w:lang w:val="en-GB"/>
-        </w:rPr>
-      </w:pPr>
-      <w:r>
-        <w:rPr>
-          <w:i/>
-          <w:iCs/>
-          <w:lang w:val="en-GB"/>
-        </w:rPr>
-        <w:t>Why this matters right now</w:t>
-      </w:r>
-      <w:r>
-        <w:rPr>
-          <w:lang w:val="en-GB"/>
-        </w:rPr>
-        <w:br/>
-        <w:t>After selecting the LLM models, the next critical step is determining how these models will be queried during the benchmark.</w:t>
-      </w:r>
-      <w:r>
-        <w:rPr>
-          <w:lang w:val="en-GB"/>
-        </w:rPr>
-        <w:br/>
-        <w:t>The querying method directly impacts consistency, reproducibility, and the overall reliability of the experiment.</w:t>
-      </w:r>
-    </w:p>
-    <w:p>
-      <w:pPr>
-        <w:rPr>
-          <w:lang w:val="en-GB"/>
-        </w:rPr>
-      </w:pPr>
-      <w:r>
-        <w:rPr>
-          <w:i/>
-          <w:iCs/>
-          <w:lang w:val="en-GB"/>
-        </w:rPr>
-        <w:t>Where this fits</w:t>
-      </w:r>
-      <w:r>
-        <w:rPr>
-          <w:lang w:val="en-GB"/>
-        </w:rPr>
-        <w:br/>
-      </w:r>
-      <w:proofErr w:type="spellStart"/>
-      <w:r>
-        <w:rPr>
-          <w:lang w:val="en-GB"/>
-        </w:rPr>
-        <w:t>StackEval</w:t>
-      </w:r>
-      <w:proofErr w:type="spellEnd"/>
-      <w:r>
-        <w:rPr>
-          <w:lang w:val="en-GB"/>
-        </w:rPr>
-        <w:t xml:space="preserve"> Benchmark project scope – experiment execution and evaluation methodology.</w:t>
-      </w:r>
-    </w:p>
-    <w:p>
-      <w:pPr>
-        <w:rPr>
-          <w:lang w:val="en-GB"/>
-        </w:rPr>
-      </w:pPr>
-      <w:r>
-        <w:rPr>
-          <w:lang w:val="en-GB"/>
-        </w:rPr>
-        <w:pict w14:anchorId="739A6950">
-          <v:rect id="_x0000_i1530" style="width:0;height:1.5pt" o:hralign="center" o:hrstd="t" o:hr="t" fillcolor="#a0a0a0" stroked="f"/>
-        </w:pict>
-      </w:r>
-    </w:p>
-    <w:p>
-      <w:pPr>
-        <w:pStyle w:val="Heading2"/>
-        <w:rPr>
-          <w:lang w:val="en-GB"/>
-        </w:rPr>
-      </w:pPr>
-      <w:r>
-        <w:rPr>
-          <w:lang w:val="en-GB"/>
-        </w:rPr>
-        <w:t>1. Research Question</w:t>
-      </w:r>
-    </w:p>
-    <w:p>
-      <w:pPr>
-        <w:rPr>
-          <w:lang w:val="en-GB"/>
-        </w:rPr>
-      </w:pPr>
-      <w:r>
-        <w:rPr>
-          <w:lang w:val="en-GB"/>
-        </w:rPr>
-        <w:t xml:space="preserve">Should the </w:t>
-      </w:r>
-      <w:proofErr w:type="spellStart"/>
-      <w:r>
-        <w:rPr>
-          <w:lang w:val="en-GB"/>
-        </w:rPr>
-        <w:t>StackEval</w:t>
-      </w:r>
-      <w:proofErr w:type="spellEnd"/>
-      <w:r>
-        <w:rPr>
-          <w:lang w:val="en-GB"/>
-        </w:rPr>
-        <w:t xml:space="preserve"> benchmark use </w:t>
-      </w:r>
-      <w:r>
-        <w:rPr>
-          <w:b/>
-          <w:bCs/>
-          <w:lang w:val="en-GB"/>
-        </w:rPr>
-        <w:t>API-based querying</w:t>
-      </w:r>
-      <w:r>
-        <w:rPr>
-          <w:lang w:val="en-GB"/>
-        </w:rPr>
-        <w:t xml:space="preserve"> or </w:t>
-      </w:r>
-      <w:r>
-        <w:rPr>
-          <w:b/>
-          <w:bCs/>
-          <w:lang w:val="en-GB"/>
-        </w:rPr>
-        <w:t>manual prompting</w:t>
-      </w:r>
-      <w:r>
-        <w:rPr>
-          <w:lang w:val="en-GB"/>
-        </w:rPr>
-        <w:t xml:space="preserve"> when evaluating LLMs on real programming questions?</w:t>
-      </w:r>
-    </w:p>
-    <w:p>
-      <w:pPr>
-        <w:rPr>
-          <w:lang w:val="en-GB"/>
-        </w:rPr>
-      </w:pPr>
-      <w:r>
-        <w:rPr>
-          <w:lang w:val="en-GB"/>
-        </w:rPr>
-        <w:pict w14:anchorId="05C7098B">
-          <v:rect id="_x0000_i1531" style="width:0;height:1.5pt" o:hralign="center" o:hrstd="t" o:hr="t" fillcolor="#a0a0a0" stroked="f"/>
-        </w:pict>
-      </w:r>
-    </w:p>
-    <w:p>
-      <w:pPr>
-        <w:pStyle w:val="Heading2"/>
-        <w:rPr>
-          <w:lang w:val="en-GB"/>
-        </w:rPr>
-      </w:pPr>
-      <w:r>
-        <w:rPr>
-          <w:lang w:val="en-GB"/>
-        </w:rPr>
-        <w:t>2. Current Learning Outcome (LO) Stage</w:t>
-      </w:r>
-    </w:p>
-    <w:p>
-      <w:pPr>
-        <w:rPr>
-          <w:lang w:val="en-GB"/>
-        </w:rPr>
-      </w:pPr>
-      <w:r>
-        <w:rPr>
-          <w:rFonts w:ascii="Segoe UI Symbol" w:hAnsi="Segoe UI Symbol" w:cs="Segoe UI Symbol"/>
-          <w:lang w:val="en-GB"/>
-        </w:rPr>
-        <w:t>☑</w:t>
-      </w:r>
-      <w:r>
-        <w:rPr>
-          <w:lang w:val="en-GB"/>
-        </w:rPr>
-        <w:t xml:space="preserve"> </w:t>
-      </w:r>
-      <w:proofErr w:type="spellStart"/>
-      <w:r>
-        <w:rPr>
-          <w:lang w:val="en-GB"/>
-        </w:rPr>
-        <w:t>Analyzing</w:t>
-      </w:r>
-      <w:proofErr w:type="spellEnd"/>
-      <w:r>
-        <w:rPr>
-          <w:lang w:val="en-GB"/>
-        </w:rPr>
-        <w:br/>
-      </w:r>
-      <w:r>
-        <w:rPr>
-          <w:rFonts w:ascii="Segoe UI Symbol" w:hAnsi="Segoe UI Symbol" w:cs="Segoe UI Symbol"/>
-          <w:lang w:val="en-GB"/>
-        </w:rPr>
-        <w:t>☑</w:t>
-      </w:r>
-      <w:r>
-        <w:rPr>
-          <w:lang w:val="en-GB"/>
-        </w:rPr>
-        <w:t xml:space="preserve"> Advising</w:t>
-      </w:r>
-      <w:r>
-        <w:rPr>
-          <w:lang w:val="en-GB"/>
-        </w:rPr>
-        <w:br/>
-      </w:r>
-      <w:r>
-        <w:rPr>
-          <w:rFonts w:ascii="Segoe UI Symbol" w:hAnsi="Segoe UI Symbol" w:cs="Segoe UI Symbol"/>
-          <w:lang w:val="en-GB"/>
-        </w:rPr>
-        <w:t>☑</w:t>
-      </w:r>
-      <w:r>
-        <w:rPr>
-          <w:lang w:val="en-GB"/>
-        </w:rPr>
-        <w:t xml:space="preserve"> Designing</w:t>
-      </w:r>
-      <w:r>
-        <w:rPr>
-          <w:lang w:val="en-GB"/>
-        </w:rPr>
-        <w:br/>
-      </w:r>
-      <w:r>
-        <w:rPr>
-          <w:rFonts w:ascii="Segoe UI Symbol" w:hAnsi="Segoe UI Symbol" w:cs="Segoe UI Symbol"/>
-          <w:lang w:val="en-GB"/>
-        </w:rPr>
-        <w:t>☐</w:t>
-      </w:r>
-      <w:r>
-        <w:rPr>
-          <w:lang w:val="en-GB"/>
-        </w:rPr>
-        <w:t xml:space="preserve"> Realizing</w:t>
-      </w:r>
-      <w:r>
-        <w:rPr>
-          <w:lang w:val="en-GB"/>
-        </w:rPr>
-        <w:br/>
-      </w:r>
-      <w:r>
-        <w:rPr>
-          <w:rFonts w:ascii="Segoe UI Symbol" w:hAnsi="Segoe UI Symbol" w:cs="Segoe UI Symbol"/>
-          <w:lang w:val="en-GB"/>
-        </w:rPr>
-        <w:t>☐</w:t>
-      </w:r>
-      <w:r>
-        <w:rPr>
-          <w:lang w:val="en-GB"/>
-        </w:rPr>
-        <w:t xml:space="preserve"> Managing</w:t>
-      </w:r>
-    </w:p>
-    <w:p>
-      <w:pPr>
-        <w:rPr>
-          <w:lang w:val="en-GB"/>
-        </w:rPr>
-      </w:pPr>
-      <w:r>
-        <w:rPr>
-          <w:lang w:val="en-GB"/>
-        </w:rPr>
-        <w:pict w14:anchorId="3FC5C721">
-          <v:rect id="_x0000_i1532" style="width:0;height:1.5pt" o:hralign="center" o:hrstd="t" o:hr="t" fillcolor="#a0a0a0" stroked="f"/>
-        </w:pict>
-      </w:r>
-    </w:p>
-    <w:p>
-      <w:pPr>
-        <w:pStyle w:val="Heading2"/>
-        <w:rPr>
-          <w:lang w:val="en-GB"/>
-        </w:rPr>
-      </w:pPr>
-      <w:r>
-        <w:rPr>
-          <w:lang w:val="en-GB"/>
-        </w:rPr>
-        <w:t>3. What Makes a Good Decision?</w:t>
-      </w:r>
-    </w:p>
-    <w:p>
-      <w:pPr>
-        <w:rPr>
-          <w:lang w:val="en-GB"/>
-        </w:rPr>
-      </w:pPr>
-      <w:r>
-        <w:rPr>
-          <w:i/>
-          <w:iCs/>
-          <w:lang w:val="en-GB"/>
-        </w:rPr>
-        <w:t>Criteria for Success</w:t>
-      </w:r>
-    </w:p>
-    <w:p>
-      <w:pPr>
-        <w:rPr>
-          <w:lang w:val="en-GB"/>
-        </w:rPr>
-      </w:pPr>
-      <w:r>
-        <w:rPr>
-          <w:lang w:val="en-GB"/>
-        </w:rPr>
-        <w:t xml:space="preserve">• The method must ensure </w:t>
-      </w:r>
-      <w:r>
-        <w:rPr>
-          <w:b/>
-          <w:bCs/>
-          <w:lang w:val="en-GB"/>
-        </w:rPr>
-        <w:t>consistent input across all models</w:t>
-      </w:r>
-      <w:r>
-        <w:rPr>
-          <w:lang w:val="en-GB"/>
-        </w:rPr>
-        <w:br/>
-        <w:t xml:space="preserve">• The experiment must be </w:t>
-      </w:r>
-      <w:r>
-        <w:rPr>
-          <w:b/>
-          <w:bCs/>
-          <w:lang w:val="en-GB"/>
-        </w:rPr>
-        <w:t>reproducible</w:t>
-      </w:r>
-      <w:r>
-        <w:rPr>
-          <w:lang w:val="en-GB"/>
-        </w:rPr>
-        <w:br/>
-        <w:t xml:space="preserve">• The process should be </w:t>
-      </w:r>
-      <w:r>
-        <w:rPr>
-          <w:b/>
-          <w:bCs/>
-          <w:lang w:val="en-GB"/>
-        </w:rPr>
-        <w:t>efficient and scalable</w:t>
-      </w:r>
-      <w:r>
-        <w:rPr>
-          <w:lang w:val="en-GB"/>
-        </w:rPr>
-        <w:br/>
-        <w:t xml:space="preserve">• The method should align with </w:t>
-      </w:r>
-      <w:r>
-        <w:rPr>
-          <w:b/>
-          <w:bCs/>
-          <w:lang w:val="en-GB"/>
-        </w:rPr>
-        <w:t>professional benchmarking practices</w:t>
-      </w:r>
-    </w:p>
-    <w:p>
-      <w:pPr>
-        <w:rPr>
-          <w:lang w:val="en-GB"/>
-        </w:rPr>
-      </w:pPr>
-      <w:r>
-        <w:rPr>
-          <w:lang w:val="en-GB"/>
-        </w:rPr>
-        <w:pict w14:anchorId="21750838">
-          <v:rect id="_x0000_i1533" style="width:0;height:1.5pt" o:hralign="center" o:hrstd="t" o:hr="t" fillcolor="#a0a0a0" stroked="f"/>
-        </w:pict>
-      </w:r>
-    </w:p>
-    <w:p>
-      <w:pPr>
-        <w:pStyle w:val="Heading2"/>
-        <w:rPr>
-          <w:lang w:val="en-GB"/>
-        </w:rPr>
-      </w:pPr>
-      <w:r>
-        <w:rPr>
-          <w:lang w:val="en-GB"/>
-        </w:rPr>
-        <w:lastRenderedPageBreak/>
-        <w:t>4. Decision</w:t>
-      </w:r>
-    </w:p>
-    <w:p>
-      <w:pPr>
-        <w:rPr>
-          <w:lang w:val="en-GB"/>
-        </w:rPr>
-      </w:pPr>
-      <w:r>
-        <w:rPr>
-          <w:lang w:val="en-GB"/>
-        </w:rPr>
-        <w:t xml:space="preserve">The benchmark will use </w:t>
-      </w:r>
-      <w:r>
-        <w:rPr>
-          <w:b/>
-          <w:bCs/>
-          <w:lang w:val="en-GB"/>
-        </w:rPr>
-        <w:t>API-based querying</w:t>
-      </w:r>
-      <w:r>
-        <w:rPr>
-          <w:lang w:val="en-GB"/>
-        </w:rPr>
-        <w:t xml:space="preserve"> instead of manual prompting.</w:t>
-      </w:r>
-      <w:r>
-        <w:rPr>
-          <w:lang w:val="en-GB"/>
-        </w:rPr>
-        <w:t>t</w:t>
-      </w:r>
-    </w:p>
-    <w:p>
-      <w:pPr>
-        <w:rPr>
-          <w:lang w:val="en-GB"/>
-        </w:rPr>
-      </w:pPr>
-      <w:r>
-        <w:rPr>
-          <w:lang w:val="en-GB"/>
-        </w:rPr>
-        <w:pict w14:anchorId="21C90DE8">
-          <v:rect id="_x0000_i1534" style="width:0;height:1.5pt" o:hralign="center" o:hrstd="t" o:hr="t" fillcolor="#a0a0a0" stroked="f"/>
-        </w:pict>
-      </w:r>
-    </w:p>
-    <w:p>
-      <w:pPr>
-        <w:pStyle w:val="Heading2"/>
-        <w:rPr>
-          <w:lang w:val="en-GB"/>
-        </w:rPr>
-      </w:pPr>
-      <w:r>
-        <w:rPr>
-          <w:lang w:val="en-GB"/>
-        </w:rPr>
-        <w:t>5. Reasoning Behind the Decision</w:t>
-      </w:r>
-    </w:p>
-    <w:p>
-      <w:pPr>
-        <w:rPr>
-          <w:b/>
-          <w:bCs/>
           <w:lang w:val="en-GB"/>
         </w:rPr>
       </w:pPr>
@@ -589,63 +69,324 @@
           <w:bCs/>
           <w:i/>
           <w:iCs/>
-        </w:rPr>
-        <w:t>Method Used</w:t>
-      </w:r>
-      <w:r>
-        <w:rPr>
+          <w:lang w:val="en-GB"/>
+        </w:rPr>
+        <w:t>Project / assignment this belongs to</w:t>
+      </w:r>
+      <w:r>
+        <w:rPr>
+          <w:lang w:val="en-GB"/>
+        </w:rPr>
+        <w:br/>
+      </w:r>
+      <w:proofErr w:type="spellStart"/>
+      <w:r>
+        <w:rPr>
+          <w:lang w:val="en-GB"/>
+        </w:rPr>
+        <w:t>StackEval</w:t>
+      </w:r>
+      <w:proofErr w:type="spellEnd"/>
+      <w:r>
+        <w:rPr>
+          <w:lang w:val="en-GB"/>
+        </w:rPr>
+        <w:t xml:space="preserve"> Benchmark – Professional Research Project</w:t>
+      </w:r>
+    </w:p>
+    <w:p>
+      <w:pPr>
+        <w:rPr>
+          <w:lang w:val="en-GB"/>
+        </w:rPr>
+      </w:pPr>
+      <w:r>
+        <w:rPr>
+          <w:b/>
+          <w:bCs/>
           <w:i/>
           <w:iCs/>
+          <w:lang w:val="en-GB"/>
+        </w:rPr>
+        <w:t>Why this matters right now</w:t>
+      </w:r>
+      <w:r>
+        <w:rPr>
+          <w:lang w:val="en-GB"/>
         </w:rPr>
         <w:br/>
-      </w:r>
-      <w:r>
-        <w:t xml:space="preserve">A Socratic conversation approach was used together with </w:t>
-      </w:r>
+        <w:t>After selecting the LLM models, the next critical step is determining how these models will be queried during the benchmark.</w:t>
+      </w:r>
+      <w:r>
+        <w:rPr>
+          <w:lang w:val="en-GB"/>
+        </w:rPr>
+        <w:br/>
+        <w:t>The querying method directly impacts consistency, reproducibility, and the overall reliability of the experiment.</w:t>
+      </w:r>
+    </w:p>
+    <w:p>
+      <w:pPr>
+        <w:rPr>
+          <w:lang w:val="en-GB"/>
+        </w:rPr>
+      </w:pPr>
       <w:r>
         <w:rPr>
           <w:b/>
           <w:bCs/>
-          <w:lang w:val="en-GB"/>
-        </w:rPr>
-        <w:t>Available product analysis</w:t>
-      </w:r>
-      <w:r>
+          <w:i/>
+          <w:iCs/>
+          <w:lang w:val="en-GB"/>
+        </w:rPr>
+        <w:t>Where this fits</w:t>
+      </w:r>
+      <w:r>
+        <w:rPr>
+          <w:lang w:val="en-GB"/>
+        </w:rPr>
+        <w:br/>
+      </w:r>
+      <w:proofErr w:type="spellStart"/>
+      <w:r>
+        <w:rPr>
+          <w:lang w:val="en-GB"/>
+        </w:rPr>
+        <w:t>StackEval</w:t>
+      </w:r>
+      <w:proofErr w:type="spellEnd"/>
+      <w:r>
+        <w:rPr>
+          <w:lang w:val="en-GB"/>
+        </w:rPr>
+        <w:t xml:space="preserve"> Benchmark project scope – experiment execution and evaluation methodology.</w:t>
+      </w:r>
+    </w:p>
+    <w:p>
+      <w:pPr>
+        <w:rPr>
+          <w:lang w:val="en-GB"/>
+        </w:rPr>
+      </w:pPr>
+      <w:r>
+        <w:rPr>
+          <w:lang w:val="en-GB"/>
+        </w:rPr>
+        <w:pict w14:anchorId="739A6950">
+          <v:rect id="_x0000_i1027" style="width:0;height:1.5pt" o:hralign="center" o:hrstd="t" o:hr="t" fillcolor="#a0a0a0" stroked="f"/>
+        </w:pict>
+      </w:r>
+    </w:p>
+    <w:p>
+      <w:pPr>
+        <w:pStyle w:val="Heading2"/>
+        <w:rPr>
+          <w:lang w:val="en-GB"/>
+        </w:rPr>
+      </w:pPr>
+      <w:r>
+        <w:rPr>
+          <w:lang w:val="en-GB"/>
+        </w:rPr>
+        <w:t>1. Research Question</w:t>
+      </w:r>
+    </w:p>
+    <w:p>
+      <w:pPr>
+        <w:rPr>
+          <w:lang w:val="en-GB"/>
+        </w:rPr>
+      </w:pPr>
+      <w:r>
+        <w:t xml:space="preserve">Should the </w:t>
+      </w:r>
+      <w:proofErr w:type="spellStart"/>
+      <w:r>
+        <w:t>StackEval</w:t>
+      </w:r>
+      <w:proofErr w:type="spellEnd"/>
+      <w:r>
+        <w:t xml:space="preserve"> benchmark use API-based querying or manual prompting to collect LLM responses for real programming questions</w:t>
+      </w:r>
+      <w:r>
+        <w:t>?</w:t>
+      </w:r>
+      <w:r>
+        <w:t xml:space="preserve"> </w:t>
+      </w:r>
+      <w:r>
+        <w:rPr>
+          <w:lang w:val="en-GB"/>
+        </w:rPr>
+        <w:pict w14:anchorId="05C7098B">
+          <v:rect id="_x0000_i1028" style="width:0;height:1.5pt" o:hralign="center" o:hrstd="t" o:hr="t" fillcolor="#a0a0a0" stroked="f"/>
+        </w:pict>
+      </w:r>
+    </w:p>
+    <w:p>
+      <w:pPr>
+        <w:pStyle w:val="Heading2"/>
+        <w:rPr>
+          <w:lang w:val="en-GB"/>
+        </w:rPr>
+      </w:pPr>
+      <w:r>
+        <w:rPr>
+          <w:lang w:val="en-GB"/>
+        </w:rPr>
+        <w:t>2. Current Learning Outcome (LO) Stage</w:t>
+      </w:r>
+    </w:p>
+    <w:p>
+      <w:pPr>
+        <w:rPr>
+          <w:lang w:val="en-GB"/>
+        </w:rPr>
+      </w:pPr>
+      <w:r>
+        <w:rPr>
+          <w:rFonts w:ascii="Segoe UI Symbol" w:hAnsi="Segoe UI Symbol" w:cs="Segoe UI Symbol"/>
+          <w:lang w:val="en-GB"/>
+        </w:rPr>
+        <w:t>☑</w:t>
+      </w:r>
+      <w:r>
+        <w:rPr>
+          <w:lang w:val="en-GB"/>
+        </w:rPr>
+        <w:t xml:space="preserve"> </w:t>
+      </w:r>
+      <w:proofErr w:type="spellStart"/>
+      <w:r>
+        <w:rPr>
+          <w:lang w:val="en-GB"/>
+        </w:rPr>
+        <w:t>Analyzing</w:t>
+      </w:r>
+      <w:proofErr w:type="spellEnd"/>
+      <w:r>
+        <w:rPr>
+          <w:lang w:val="en-GB"/>
+        </w:rPr>
+        <w:br/>
+      </w:r>
+      <w:r>
+        <w:rPr>
+          <w:rFonts w:ascii="Segoe UI Symbol" w:hAnsi="Segoe UI Symbol" w:cs="Segoe UI Symbol"/>
+          <w:lang w:val="en-GB"/>
+        </w:rPr>
+        <w:t>☑</w:t>
+      </w:r>
+      <w:r>
+        <w:rPr>
+          <w:lang w:val="en-GB"/>
+        </w:rPr>
+        <w:t xml:space="preserve"> Advising</w:t>
+      </w:r>
+      <w:r>
+        <w:rPr>
+          <w:lang w:val="en-GB"/>
+        </w:rPr>
+        <w:br/>
+      </w:r>
+      <w:r>
+        <w:rPr>
+          <w:rFonts w:ascii="Segoe UI Symbol" w:hAnsi="Segoe UI Symbol" w:cs="Segoe UI Symbol"/>
+          <w:lang w:val="en-GB"/>
+        </w:rPr>
+        <w:t>☑</w:t>
+      </w:r>
+      <w:r>
+        <w:rPr>
+          <w:lang w:val="en-GB"/>
+        </w:rPr>
+        <w:t xml:space="preserve"> Designing</w:t>
+      </w:r>
+      <w:r>
+        <w:rPr>
+          <w:lang w:val="en-GB"/>
+        </w:rPr>
+        <w:br/>
+      </w:r>
+      <w:r>
+        <w:rPr>
+          <w:rFonts w:ascii="Segoe UI Symbol" w:hAnsi="Segoe UI Symbol" w:cs="Segoe UI Symbol"/>
+          <w:lang w:val="en-GB"/>
+        </w:rPr>
+        <w:t>☐</w:t>
+      </w:r>
+      <w:r>
+        <w:rPr>
+          <w:lang w:val="en-GB"/>
+        </w:rPr>
+        <w:t xml:space="preserve"> Realizing</w:t>
+      </w:r>
+      <w:r>
+        <w:rPr>
+          <w:lang w:val="en-GB"/>
+        </w:rPr>
+        <w:br/>
+      </w:r>
+      <w:r>
+        <w:rPr>
+          <w:rFonts w:ascii="Segoe UI Symbol" w:hAnsi="Segoe UI Symbol" w:cs="Segoe UI Symbol"/>
+          <w:lang w:val="en-GB"/>
+        </w:rPr>
+        <w:t>☐</w:t>
+      </w:r>
+      <w:r>
+        <w:rPr>
+          <w:lang w:val="en-GB"/>
+        </w:rPr>
+        <w:t xml:space="preserve"> Managing</w:t>
+      </w:r>
+    </w:p>
+    <w:p>
+      <w:pPr>
+        <w:rPr>
+          <w:lang w:val="en-GB"/>
+        </w:rPr>
+      </w:pPr>
+      <w:r>
+        <w:rPr>
+          <w:lang w:val="en-GB"/>
+        </w:rPr>
+        <w:pict w14:anchorId="3FC5C721">
+          <v:rect id="_x0000_i1029" style="width:0;height:1.5pt" o:hralign="center" o:hrstd="t" o:hr="t" fillcolor="#a0a0a0" stroked="f"/>
+        </w:pict>
+      </w:r>
+    </w:p>
+    <w:p>
+      <w:pPr>
+        <w:pStyle w:val="Heading2"/>
+        <w:rPr>
+          <w:lang w:val="en-GB"/>
+        </w:rPr>
+      </w:pPr>
+      <w:r>
+        <w:rPr>
+          <w:lang w:val="en-GB"/>
+        </w:rPr>
+        <w:t>3. What Makes a Good Decision?</w:t>
+      </w:r>
+    </w:p>
+    <w:p>
+      <w:pPr>
         <w:rPr>
           <w:b/>
           <w:bCs/>
           <w:lang w:val="en-GB"/>
         </w:rPr>
-        <w:t xml:space="preserve"> </w:t>
-      </w:r>
-      <w:r>
-        <w:t xml:space="preserve">(reviewing the </w:t>
-      </w:r>
-      <w:proofErr w:type="spellStart"/>
-      <w:r>
-        <w:t>StackEval</w:t>
-      </w:r>
-      <w:proofErr w:type="spellEnd"/>
-      <w:r>
-        <w:t xml:space="preserve"> GitHub) to analyz</w:t>
-      </w:r>
-      <w:r>
-        <w:t>e what’s done for a benchmark project.</w:t>
-      </w:r>
-      <w:r>
-        <w:rPr>
+      </w:pPr>
+      <w:r>
+        <w:rPr>
+          <w:b/>
+          <w:bCs/>
           <w:i/>
           <w:iCs/>
-        </w:rPr>
-        <w:t>.</w:t>
-      </w:r>
-      <w:r>
-        <w:rPr>
-          <w:lang w:val="en-GB"/>
-        </w:rPr>
-        <w:pict w14:anchorId="392754A6">
-          <v:rect id="_x0000_i1535" style="width:0;height:1.5pt" o:hralign="center" o:hrstd="t" o:hr="t" fillcolor="#a0a0a0" stroked="f"/>
-        </w:pict>
+          <w:lang w:val="en-GB"/>
+        </w:rPr>
+        <w:t>Criteria for Success</w:t>
       </w:r>
     </w:p>
     <w:p>
@@ -656,16 +397,221 @@
       </w:pPr>
       <w:r>
         <w:rPr>
+          <w:lang w:val="en-GB"/>
+        </w:rPr>
+        <w:t xml:space="preserve">• The method must ensure </w:t>
+      </w:r>
+      <w:r>
+        <w:rPr>
+          <w:b/>
+          <w:bCs/>
+          <w:lang w:val="en-GB"/>
+        </w:rPr>
+        <w:t>consistent input across all models</w:t>
+      </w:r>
+      <w:r>
+        <w:rPr>
+          <w:lang w:val="en-GB"/>
+        </w:rPr>
+        <w:br/>
+        <w:t xml:space="preserve">• The experiment must be </w:t>
+      </w:r>
+      <w:r>
+        <w:rPr>
+          <w:b/>
+          <w:bCs/>
+          <w:lang w:val="en-GB"/>
+        </w:rPr>
+        <w:t>reproducible</w:t>
+      </w:r>
+      <w:r>
+        <w:rPr>
+          <w:lang w:val="en-GB"/>
+        </w:rPr>
+        <w:br/>
+        <w:t xml:space="preserve">• The process should be </w:t>
+      </w:r>
+      <w:r>
+        <w:rPr>
+          <w:b/>
+          <w:bCs/>
+          <w:lang w:val="en-GB"/>
+        </w:rPr>
+        <w:t>efficient and scalable</w:t>
+      </w:r>
+      <w:r>
+        <w:rPr>
+          <w:lang w:val="en-GB"/>
+        </w:rPr>
+        <w:br/>
+        <w:t xml:space="preserve">• The method should align with </w:t>
+      </w:r>
+      <w:r>
+        <w:rPr>
+          <w:b/>
+          <w:bCs/>
+          <w:lang w:val="en-GB"/>
+        </w:rPr>
+        <w:t>professional benchmarking practices</w:t>
+      </w:r>
+    </w:p>
+    <w:p>
+      <w:pPr>
+        <w:rPr>
+          <w:lang w:val="en-GB"/>
+        </w:rPr>
+      </w:pPr>
+      <w:r>
+        <w:rPr>
+          <w:lang w:val="en-GB"/>
+        </w:rPr>
+        <w:pict w14:anchorId="21750838">
+          <v:rect id="_x0000_i1030" style="width:0;height:1.5pt" o:hralign="center" o:hrstd="t" o:hr="t" fillcolor="#a0a0a0" stroked="f"/>
+        </w:pict>
+      </w:r>
+    </w:p>
+    <w:p>
+      <w:pPr>
+        <w:pStyle w:val="Heading2"/>
+        <w:rPr>
+          <w:lang w:val="en-GB"/>
+        </w:rPr>
+      </w:pPr>
+      <w:r>
+        <w:rPr>
+          <w:lang w:val="en-GB"/>
+        </w:rPr>
+        <w:lastRenderedPageBreak/>
+        <w:t>4. Decision</w:t>
+      </w:r>
+    </w:p>
+    <w:p>
+      <w:pPr>
+        <w:rPr>
+          <w:lang w:val="en-GB"/>
+        </w:rPr>
+      </w:pPr>
+      <w:r>
+        <w:t>The benchmark will use API-based querying instead of manual prompting to collect LLM responses</w:t>
+      </w:r>
+      <w:r>
+        <w:t>.</w:t>
+      </w:r>
+      <w:r>
+        <w:rPr>
+          <w:lang w:val="en-GB"/>
+        </w:rPr>
+        <w:pict w14:anchorId="21C90DE8">
+          <v:rect id="_x0000_i1031" style="width:0;height:1.5pt" o:hralign="center" o:hrstd="t" o:hr="t" fillcolor="#a0a0a0" stroked="f"/>
+        </w:pict>
+      </w:r>
+    </w:p>
+    <w:p>
+      <w:pPr>
+        <w:pStyle w:val="Heading2"/>
+        <w:rPr>
+          <w:lang w:val="en-GB"/>
+        </w:rPr>
+      </w:pPr>
+      <w:r>
+        <w:rPr>
+          <w:lang w:val="en-GB"/>
+        </w:rPr>
+        <w:t>5. Reasoning Behind the Decision</w:t>
+      </w:r>
+    </w:p>
+    <w:p>
+      <w:r>
+        <w:rPr>
+          <w:b/>
+          <w:bCs/>
           <w:i/>
           <w:iCs/>
-          <w:lang w:val="en-GB"/>
-        </w:rPr>
-        <w:t>Observations</w:t>
+        </w:rPr>
+        <w:t>Method Used</w:t>
       </w:r>
     </w:p>
     <w:p>
       <w:pPr>
         <w:rPr>
+          <w:b/>
+          <w:bCs/>
+          <w:lang w:val="en-GB"/>
+        </w:rPr>
+      </w:pPr>
+      <w:r>
+        <w:t xml:space="preserve">A structured Socratic reasoning approach combined with benchmark analysis (reviewing the </w:t>
+      </w:r>
+      <w:proofErr w:type="spellStart"/>
+      <w:r>
+        <w:t>StackEval</w:t>
+      </w:r>
+      <w:proofErr w:type="spellEnd"/>
+      <w:r>
+        <w:t xml:space="preserve"> GitHub repository) and comparison of querying methods was used to evaluate the alternatives</w:t>
+      </w:r>
+      <w:r>
+        <w:rPr>
+          <w:i/>
+          <w:iCs/>
+        </w:rPr>
+        <w:t>.</w:t>
+      </w:r>
+      <w:r>
+        <w:rPr>
+          <w:i/>
+          <w:iCs/>
+        </w:rPr>
+        <w:t xml:space="preserve"> </w:t>
+      </w:r>
+      <w:r>
+        <w:rPr>
+          <w:i/>
+          <w:iCs/>
+        </w:rPr>
+        <w:t>[</w:t>
+      </w:r>
+      <w:r>
+        <w:rPr>
+          <w:i/>
+          <w:iCs/>
+        </w:rPr>
+        <w:t>Available product analysis</w:t>
+      </w:r>
+      <w:r>
+        <w:t xml:space="preserve">] </w:t>
+      </w:r>
+      <w:r>
+        <w:rPr>
+          <w:lang w:val="en-GB"/>
+        </w:rPr>
+        <w:pict w14:anchorId="392754A6">
+          <v:rect id="_x0000_i1032" style="width:0;height:1.5pt" o:hralign="center" o:hrstd="t" o:hr="t" fillcolor="#a0a0a0" stroked="f"/>
+        </w:pict>
+      </w:r>
+    </w:p>
+    <w:p>
+      <w:pPr>
+        <w:rPr>
+          <w:b/>
+          <w:bCs/>
+          <w:lang w:val="en-GB"/>
+        </w:rPr>
+      </w:pPr>
+      <w:r>
+        <w:rPr>
+          <w:b/>
+          <w:bCs/>
+          <w:i/>
+          <w:iCs/>
+          <w:lang w:val="en-GB"/>
+        </w:rPr>
+        <w:t>Observations</w:t>
+      </w:r>
+    </w:p>
+    <w:p>
+      <w:pPr>
+        <w:rPr>
           <w:lang w:val="en-GB"/>
         </w:rPr>
       </w:pPr>
@@ -694,96 +640,295 @@
           <w:lang w:val="en-GB"/>
         </w:rPr>
         <w:br/>
-        <w:t xml:space="preserve">• However, introduces </w:t>
-      </w:r>
-      <w:r>
+        <w:t>• However, introduces human error and inconsistency</w:t>
+      </w:r>
+      <w:r>
+        <w:rPr>
+          <w:lang w:val="en-GB"/>
+        </w:rPr>
+        <w:br/>
+        <w:t>• Not scalable for multiple questions</w:t>
+      </w:r>
+    </w:p>
+    <w:p>
+      <w:pPr>
+        <w:rPr>
+          <w:lang w:val="en-GB"/>
+        </w:rPr>
+      </w:pPr>
+      <w:r>
+        <w:rPr>
+          <w:lang w:val="en-GB"/>
+        </w:rPr>
+        <w:t>API-based querying:</w:t>
+      </w:r>
+      <w:r>
+        <w:rPr>
+          <w:lang w:val="en-GB"/>
+        </w:rPr>
+        <w:br/>
+        <w:t>• Ensures identical prompts across all models</w:t>
+      </w:r>
+      <w:r>
+        <w:rPr>
+          <w:lang w:val="en-GB"/>
+        </w:rPr>
+        <w:br/>
+        <w:t>• Enables automation of the experiment</w:t>
+      </w:r>
+      <w:r>
+        <w:rPr>
+          <w:lang w:val="en-GB"/>
+        </w:rPr>
+        <w:br/>
+        <w:t>• Supports large-scale evaluation</w:t>
+      </w:r>
+      <w:r>
+        <w:rPr>
+          <w:lang w:val="en-GB"/>
+        </w:rPr>
+        <w:br/>
+        <w:t xml:space="preserve">• </w:t>
+      </w:r>
+      <w:r>
+        <w:t xml:space="preserve">Aligns with professional benchmark practices, as seen in </w:t>
+      </w:r>
+      <w:proofErr w:type="spellStart"/>
+      <w:r>
+        <w:t>StackEval</w:t>
+      </w:r>
+      <w:proofErr w:type="spellEnd"/>
+      <w:r>
+        <w:t>, where automated and structured evaluation pipelines are used</w:t>
+      </w:r>
+      <w:r>
+        <w:t>.</w:t>
+      </w:r>
+    </w:p>
+    <w:p>
+      <w:pPr>
+        <w:rPr>
+          <w:lang w:val="en-GB"/>
+        </w:rPr>
+      </w:pPr>
+      <w:r>
+        <w:rPr>
+          <w:lang w:val="en-GB"/>
+        </w:rPr>
+        <w:pict w14:anchorId="34E73634">
+          <v:rect id="_x0000_i1033" style="width:0;height:1.5pt" o:hralign="center" o:bullet="t" o:hrstd="t" o:hr="t" fillcolor="#a0a0a0" stroked="f"/>
+        </w:pict>
+      </w:r>
+    </w:p>
+    <w:p>
+      <w:pPr>
         <w:rPr>
           <w:b/>
           <w:bCs/>
-          <w:lang w:val="en-GB"/>
-        </w:rPr>
-        <w:t>human error and inconsistency</w:t>
-      </w:r>
-      <w:r>
-        <w:rPr>
-          <w:lang w:val="en-GB"/>
-        </w:rPr>
-        <w:br/>
-        <w:t>• Not scalable for multiple questions</w:t>
+          <w:i/>
+          <w:iCs/>
+          <w:lang w:val="en-GB"/>
+        </w:rPr>
+      </w:pPr>
+      <w:r>
+        <w:rPr>
+          <w:b/>
+          <w:bCs/>
+          <w:i/>
+          <w:iCs/>
+          <w:lang w:val="en-GB"/>
+        </w:rPr>
+        <w:t>Evidence &amp; Artifacts</w:t>
       </w:r>
     </w:p>
     <w:p>
       <w:pPr>
         <w:rPr>
-          <w:lang w:val="en-GB"/>
-        </w:rPr>
-      </w:pPr>
-      <w:r>
-        <w:rPr>
-          <w:lang w:val="en-GB"/>
-        </w:rPr>
-        <w:t>API-based querying:</w:t>
-      </w:r>
-      <w:r>
-        <w:rPr>
-          <w:lang w:val="en-GB"/>
-        </w:rPr>
-        <w:br/>
-        <w:t xml:space="preserve">• Ensures </w:t>
-      </w:r>
-      <w:r>
-        <w:rPr>
           <w:b/>
           <w:bCs/>
-          <w:lang w:val="en-GB"/>
-        </w:rPr>
-        <w:t>identical prompts across all models</w:t>
+          <w:i/>
+          <w:iCs/>
+          <w:lang w:val="en-GB"/>
+        </w:rPr>
+      </w:pPr>
+      <w:proofErr w:type="spellStart"/>
+      <w:r>
+        <w:t>ProsusAI</w:t>
+      </w:r>
+      <w:proofErr w:type="spellEnd"/>
+      <w:r>
+        <w:t xml:space="preserve">. (2024). </w:t>
+      </w:r>
+      <w:proofErr w:type="spellStart"/>
+      <w:r>
+        <w:rPr>
+          <w:i/>
+          <w:iCs/>
+        </w:rPr>
+        <w:t>StackEval</w:t>
+      </w:r>
+      <w:proofErr w:type="spellEnd"/>
+      <w:r>
+        <w:rPr>
+          <w:i/>
+          <w:iCs/>
+        </w:rPr>
+        <w:t xml:space="preserve">: </w:t>
+      </w:r>
+      <w:hyperlink r:id="rId6" w:history="1">
+        <w:r>
+          <w:rPr>
+            <w:rStyle w:val="Hyperlink"/>
+          </w:rPr>
+          <w:t>https://github.com/ProsusAI/stack-eval</w:t>
+        </w:r>
+      </w:hyperlink>
+    </w:p>
+    <w:p>
+      <w:pPr>
+        <w:rPr>
+          <w:lang w:val="en-GB"/>
+        </w:rPr>
+      </w:pPr>
+      <w:r>
+        <w:t xml:space="preserve">OpenAI. (2026). ChatGPT Socratic dialogue discussion (March 17 version) [Large language model]. </w:t>
+      </w:r>
+      <w:hyperlink r:id="rId7" w:history="1">
+        <w:r>
+          <w:rPr>
+            <w:rStyle w:val="Hyperlink"/>
+          </w:rPr>
+          <w:t>https://chatgpt.com/share/69b9376d-7</w:t>
+        </w:r>
+        <w:r>
+          <w:rPr>
+            <w:rStyle w:val="Hyperlink"/>
+          </w:rPr>
+          <w:t>1</w:t>
+        </w:r>
+        <w:r>
+          <w:rPr>
+            <w:rStyle w:val="Hyperlink"/>
+          </w:rPr>
+          <w:t>54-8002-86e0-07b6912c12ee</w:t>
+        </w:r>
+      </w:hyperlink>
+      <w:r>
+        <w:t xml:space="preserve"> </w:t>
+      </w:r>
+    </w:p>
+    <w:p>
+      <w:pPr>
+        <w:rPr>
+          <w:lang w:val="en-GB"/>
+        </w:rPr>
+      </w:pPr>
+      <w:r>
+        <w:rPr>
+          <w:lang w:val="en-GB"/>
+        </w:rPr>
+        <w:lastRenderedPageBreak/>
+        <w:t>• Screenshot of the reasoning process included in portfolio evidence</w:t>
+      </w:r>
+      <w:r>
+        <w:rPr>
+          <w:lang w:val="en-GB"/>
+        </w:rPr>
+        <w:t>:</w:t>
       </w:r>
       <w:r>
         <w:rPr>
           <w:lang w:val="en-GB"/>
         </w:rPr>
         <w:br/>
-        <w:t xml:space="preserve">• Enables </w:t>
-      </w:r>
-      <w:r>
+      </w:r>
+      <w:r>
+        <w:rPr>
+          <w:noProof/>
+        </w:rPr>
+        <w:drawing>
+          <wp:inline distT="0" distB="0" distL="0" distR="0" wp14:anchorId="285BF921" wp14:editId="7C7D8FCD">
+            <wp:extent cx="2135308" cy="1884459"/>
+            <wp:effectExtent l="0" t="0" r="0" b="1905"/>
+            <wp:docPr id="1194814531" name="Picture 1"/>
+            <wp:cNvGraphicFramePr>
+              <a:graphicFrameLocks xmlns:a="http://schemas.openxmlformats.org/drawingml/2006/main" noChangeAspect="1"/>
+            </wp:cNvGraphicFramePr>
+            <a:graphic xmlns:a="http://schemas.openxmlformats.org/drawingml/2006/main">
+              <a:graphicData uri="http://schemas.openxmlformats.org/drawingml/2006/picture">
+                <pic:pic xmlns:pic="http://schemas.openxmlformats.org/drawingml/2006/picture">
+                  <pic:nvPicPr>
+                    <pic:cNvPr id="1194814531" name=""/>
+                    <pic:cNvPicPr/>
+                  </pic:nvPicPr>
+                  <pic:blipFill>
+                    <a:blip r:embed="rId8"/>
+                    <a:stretch>
+                      <a:fillRect/>
+                    </a:stretch>
+                  </pic:blipFill>
+                  <pic:spPr>
+                    <a:xfrm>
+                      <a:off x="0" y="0"/>
+                      <a:ext cx="2140383" cy="1888938"/>
+                    </a:xfrm>
+                    <a:prstGeom prst="rect">
+                      <a:avLst/>
+                    </a:prstGeom>
+                  </pic:spPr>
+                </pic:pic>
+              </a:graphicData>
+            </a:graphic>
+          </wp:inline>
+        </w:drawing>
+      </w:r>
+    </w:p>
+    <w:p>
+      <w:pPr>
+        <w:rPr>
+          <w:lang w:val="en-GB"/>
+        </w:rPr>
+      </w:pPr>
+    </w:p>
+    <w:p>
+      <w:r>
+        <w:br/>
+      </w:r>
+      <w:r>
+        <w:br/>
+      </w:r>
+    </w:p>
+    <w:p>
+      <w:pPr>
+        <w:rPr>
+          <w:lang w:val="en-GB"/>
+        </w:rPr>
+      </w:pPr>
+      <w:r>
+        <w:rPr>
+          <w:lang w:val="en-GB"/>
+        </w:rPr>
+        <w:br/>
+      </w:r>
+    </w:p>
+    <w:p>
+      <w:pPr>
         <w:rPr>
           <w:b/>
           <w:bCs/>
           <w:lang w:val="en-GB"/>
         </w:rPr>
-        <w:t>automation of the experiment</w:t>
-      </w:r>
-      <w:r>
-        <w:rPr>
-          <w:lang w:val="en-GB"/>
-        </w:rPr>
-        <w:br/>
-        <w:t xml:space="preserve">• Supports </w:t>
-      </w:r>
+      </w:pPr>
       <w:r>
         <w:rPr>
           <w:b/>
           <w:bCs/>
-          <w:lang w:val="en-GB"/>
-        </w:rPr>
-        <w:t>large-scale evaluation</w:t>
-      </w:r>
-      <w:r>
-        <w:rPr>
-          <w:lang w:val="en-GB"/>
-        </w:rPr>
-        <w:br/>
-        <w:t xml:space="preserve">• Aligns with professional benchmark practices such as </w:t>
-      </w:r>
-      <w:proofErr w:type="spellStart"/>
-      <w:r>
-        <w:rPr>
-          <w:lang w:val="en-GB"/>
-        </w:rPr>
-        <w:t>StackEval</w:t>
-      </w:r>
-      <w:proofErr w:type="spellEnd"/>
+          <w:i/>
+          <w:iCs/>
+          <w:lang w:val="en-GB"/>
+        </w:rPr>
+        <w:t>Interpretation</w:t>
+      </w:r>
     </w:p>
     <w:p>
       <w:pPr>
@@ -795,9 +940,7 @@
         <w:rPr>
           <w:lang w:val="en-GB"/>
         </w:rPr>
-        <w:pict w14:anchorId="34E73634">
-          <v:rect id="_x0000_i1536" style="width:0;height:1.5pt" o:hralign="center" o:hrstd="t" o:hr="t" fillcolor="#a0a0a0" stroked="f"/>
-        </w:pict>
+        <w:t>Manual prompting may be sufficient for small experiments, but it lacks consistency and scalability, making it unsuitable for a structured benchmark.</w:t>
       </w:r>
     </w:p>
     <w:p>
@@ -808,11 +951,56 @@
       </w:pPr>
       <w:r>
         <w:rPr>
+          <w:lang w:val="en-GB"/>
+        </w:rPr>
+        <w:t>API-based querying provides a structured, repeatable, and controlled environment, which is essential for a reliable and fair benchmark.</w:t>
+      </w:r>
+    </w:p>
+    <w:p>
+      <w:pPr>
+        <w:rPr>
+          <w:lang w:val="en-GB"/>
+        </w:rPr>
+      </w:pPr>
+      <w:r>
+        <w:rPr>
+          <w:lang w:val="en-GB"/>
+        </w:rPr>
+        <w:t>Additionally, I prefer using API-based querying because it allows automation of the entire process, reduces manual effort, and ensures that all models are evaluated under identical conditions.</w:t>
+      </w:r>
+    </w:p>
+    <w:p>
+      <w:pPr>
+        <w:rPr>
+          <w:lang w:val="en-GB"/>
+        </w:rPr>
+      </w:pPr>
+      <w:r>
+        <w:rPr>
+          <w:lang w:val="en-GB"/>
+        </w:rPr>
+        <w:pict w14:anchorId="251730D3">
+          <v:rect id="_x0000_i1034" style="width:0;height:1.5pt" o:hralign="center" o:hrstd="t" o:hr="t" fillcolor="#a0a0a0" stroked="f"/>
+        </w:pict>
+      </w:r>
+    </w:p>
+    <w:p>
+      <w:pPr>
+        <w:rPr>
+          <w:b/>
+          <w:bCs/>
+          <w:lang w:val="en-GB"/>
+        </w:rPr>
+      </w:pPr>
+      <w:r>
+        <w:rPr>
+          <w:b/>
+          <w:bCs/>
           <w:i/>
           <w:iCs/>
           <w:lang w:val="en-GB"/>
         </w:rPr>
-        <w:t>Interpretation</w:t>
+        <w:t>Final Decision</w:t>
       </w:r>
     </w:p>
     <w:p>
@@ -825,28 +1013,90 @@
         <w:rPr>
           <w:lang w:val="en-GB"/>
         </w:rPr>
-        <w:t>Manual prompting may be sufficient for small experiments, but it lacks consistency and scalability.</w:t>
+        <w:t>API-based querying is selected because it ensures:</w:t>
+      </w:r>
+    </w:p>
+    <w:p>
+      <w:pPr>
+        <w:rPr>
+          <w:lang w:val="en-GB"/>
+        </w:rPr>
+      </w:pPr>
+      <w:r>
+        <w:rPr>
+          <w:lang w:val="en-GB"/>
+        </w:rPr>
+        <w:t>• Consistency</w:t>
       </w:r>
       <w:r>
         <w:rPr>
           <w:lang w:val="en-GB"/>
         </w:rPr>
         <w:br/>
-        <w:t xml:space="preserve">API-based querying provides a </w:t>
-      </w:r>
-      <w:r>
+        <w:t>• Automation</w:t>
+      </w:r>
+      <w:r>
+        <w:rPr>
+          <w:lang w:val="en-GB"/>
+        </w:rPr>
+        <w:br/>
+        <w:t>• Reproducibility</w:t>
+      </w:r>
+      <w:r>
+        <w:rPr>
+          <w:lang w:val="en-GB"/>
+        </w:rPr>
+        <w:br/>
+        <w:t>• Professional-quality experimentation</w:t>
+      </w:r>
+    </w:p>
+    <w:p>
+      <w:pPr>
+        <w:rPr>
+          <w:lang w:val="en-GB"/>
+        </w:rPr>
+      </w:pPr>
+      <w:r>
+        <w:rPr>
+          <w:lang w:val="en-GB"/>
+        </w:rPr>
+        <w:pict w14:anchorId="05B8D085">
+          <v:rect id="_x0000_i1035" style="width:0;height:1.5pt" o:hralign="center" o:hrstd="t" o:hr="t" fillcolor="#a0a0a0" stroked="f"/>
+        </w:pict>
+      </w:r>
+    </w:p>
+    <w:p>
+      <w:pPr>
+        <w:pStyle w:val="Heading2"/>
+        <w:rPr>
+          <w:lang w:val="en-GB"/>
+        </w:rPr>
+      </w:pPr>
+      <w:r>
+        <w:rPr>
+          <w:lang w:val="en-GB"/>
+        </w:rPr>
+        <w:lastRenderedPageBreak/>
+        <w:t>6. Evaluation of the Decision</w:t>
+      </w:r>
+    </w:p>
+    <w:p>
+      <w:pPr>
         <w:rPr>
           <w:b/>
           <w:bCs/>
           <w:lang w:val="en-GB"/>
         </w:rPr>
-        <w:t>structured, repeatable, and controlled environment</w:t>
-      </w:r>
-      <w:r>
-        <w:rPr>
-          <w:lang w:val="en-GB"/>
-        </w:rPr>
-        <w:t>, which is essential for a reliable benchmark.</w:t>
+      </w:pPr>
+      <w:r>
+        <w:rPr>
+          <w:b/>
+          <w:bCs/>
+          <w:i/>
+          <w:iCs/>
+          <w:lang w:val="en-GB"/>
+        </w:rPr>
+        <w:t>How Well This Meets the Criteria</w:t>
       </w:r>
     </w:p>
     <w:p>
@@ -857,11 +1107,38 @@
       </w:pPr>
       <w:r>
         <w:rPr>
-          <w:lang w:val="en-GB"/>
-        </w:rPr>
-        <w:pict w14:anchorId="251730D3">
-          <v:rect id="_x0000_i1537" style="width:0;height:1.5pt" o:hralign="center" o:hrstd="t" o:hr="t" fillcolor="#a0a0a0" stroked="f"/>
-        </w:pict>
+          <w:b/>
+          <w:bCs/>
+          <w:lang w:val="en-GB"/>
+        </w:rPr>
+        <w:t>Criterion 1 – Consistency</w:t>
+      </w:r>
+      <w:r>
+        <w:rPr>
+          <w:lang w:val="en-GB"/>
+        </w:rPr>
+        <w:br/>
+      </w:r>
+      <w:r>
+        <w:rPr>
+          <w:rFonts w:ascii="Segoe UI Emoji" w:hAnsi="Segoe UI Emoji" w:cs="Segoe UI Emoji"/>
+          <w:b/>
+          <w:bCs/>
+          <w:lang w:val="en-GB"/>
+        </w:rPr>
+        <w:t>✅</w:t>
+      </w:r>
+      <w:r>
+        <w:rPr>
+          <w:rFonts w:ascii="Segoe UI Emoji" w:hAnsi="Segoe UI Emoji" w:cs="Segoe UI Emoji"/>
+        </w:rPr>
+        <w:t xml:space="preserve"> </w:t>
+      </w:r>
+      <w:r>
+        <w:rPr>
+          <w:lang w:val="en-GB"/>
+        </w:rPr>
+        <w:t>API ensures identical prompts for all models</w:t>
       </w:r>
     </w:p>
     <w:p>
@@ -872,11 +1149,156 @@
       </w:pPr>
       <w:r>
         <w:rPr>
+          <w:b/>
+          <w:bCs/>
+          <w:lang w:val="en-GB"/>
+        </w:rPr>
+        <w:t>Criterion 2 – Reproducibility</w:t>
+      </w:r>
+      <w:r>
+        <w:rPr>
+          <w:lang w:val="en-GB"/>
+        </w:rPr>
+        <w:br/>
+      </w:r>
+      <w:r>
+        <w:rPr>
+          <w:rFonts w:ascii="Segoe UI Emoji" w:hAnsi="Segoe UI Emoji" w:cs="Segoe UI Emoji"/>
+          <w:b/>
+          <w:bCs/>
+          <w:lang w:val="en-GB"/>
+        </w:rPr>
+        <w:t>✅</w:t>
+      </w:r>
+      <w:r>
+        <w:rPr>
+          <w:rFonts w:ascii="Segoe UI Emoji" w:hAnsi="Segoe UI Emoji" w:cs="Segoe UI Emoji"/>
+        </w:rPr>
+        <w:t xml:space="preserve"> </w:t>
+      </w:r>
+      <w:r>
+        <w:rPr>
+          <w:lang w:val="en-GB"/>
+        </w:rPr>
+        <w:t>The experiment can be repeated using the same script</w:t>
+      </w:r>
+    </w:p>
+    <w:p>
+      <w:pPr>
+        <w:rPr>
+          <w:lang w:val="en-GB"/>
+        </w:rPr>
+      </w:pPr>
+      <w:r>
+        <w:rPr>
+          <w:b/>
+          <w:bCs/>
+          <w:lang w:val="en-GB"/>
+        </w:rPr>
+        <w:t>Criterion 3 – Efficiency</w:t>
+      </w:r>
+      <w:r>
+        <w:rPr>
+          <w:lang w:val="en-GB"/>
+        </w:rPr>
+        <w:br/>
+      </w:r>
+      <w:r>
+        <w:rPr>
+          <w:rFonts w:ascii="Segoe UI Emoji" w:hAnsi="Segoe UI Emoji" w:cs="Segoe UI Emoji"/>
+          <w:b/>
+          <w:bCs/>
+          <w:lang w:val="en-GB"/>
+        </w:rPr>
+        <w:t>✅</w:t>
+      </w:r>
+      <w:r>
+        <w:rPr>
+          <w:rFonts w:ascii="Segoe UI Emoji" w:hAnsi="Segoe UI Emoji" w:cs="Segoe UI Emoji"/>
+        </w:rPr>
+        <w:t xml:space="preserve"> </w:t>
+      </w:r>
+      <w:r>
+        <w:rPr>
+          <w:lang w:val="en-GB"/>
+        </w:rPr>
+        <w:t>Automation allows evaluation of multiple questions</w:t>
+      </w:r>
+    </w:p>
+    <w:p>
+      <w:pPr>
+        <w:rPr>
+          <w:lang w:val="en-GB"/>
+        </w:rPr>
+      </w:pPr>
+      <w:r>
+        <w:rPr>
+          <w:lang w:val="en-GB"/>
+        </w:rPr>
+        <w:t>Criterion 4 – Professional alignment</w:t>
+      </w:r>
+      <w:r>
+        <w:rPr>
+          <w:lang w:val="en-GB"/>
+        </w:rPr>
+        <w:br/>
+      </w:r>
+      <w:r>
+        <w:rPr>
+          <w:rFonts w:ascii="Segoe UI Emoji" w:hAnsi="Segoe UI Emoji" w:cs="Segoe UI Emoji"/>
+          <w:lang w:val="en-GB"/>
+        </w:rPr>
+        <w:t>✅</w:t>
+      </w:r>
+      <w:r>
+        <w:rPr>
+          <w:lang w:val="en-GB"/>
+        </w:rPr>
+        <w:t xml:space="preserve"> API-based querying aligns with how modern benchmarks such as </w:t>
+      </w:r>
+      <w:proofErr w:type="spellStart"/>
+      <w:r>
+        <w:rPr>
+          <w:lang w:val="en-GB"/>
+        </w:rPr>
+        <w:t>StackEval</w:t>
+      </w:r>
+      <w:proofErr w:type="spellEnd"/>
+      <w:r>
+        <w:rPr>
+          <w:lang w:val="en-GB"/>
+        </w:rPr>
+        <w:t xml:space="preserve"> are implemented</w:t>
+      </w:r>
+    </w:p>
+    <w:p>
+      <w:pPr>
+        <w:rPr>
+          <w:lang w:val="en-GB"/>
+        </w:rPr>
+      </w:pPr>
+      <w:r>
+        <w:rPr>
+          <w:lang w:val="en-GB"/>
+        </w:rPr>
+        <w:pict w14:anchorId="1E2424D5">
+          <v:rect id="_x0000_i1036" style="width:0;height:1.5pt" o:hralign="center" o:hrstd="t" o:hr="t" fillcolor="#a0a0a0" stroked="f"/>
+        </w:pict>
+      </w:r>
+    </w:p>
+    <w:p>
+      <w:pPr>
+        <w:rPr>
+          <w:lang w:val="en-GB"/>
+        </w:rPr>
+      </w:pPr>
+      <w:r>
+        <w:rPr>
           <w:i/>
           <w:iCs/>
           <w:lang w:val="en-GB"/>
         </w:rPr>
-        <w:t>Final Decision</w:t>
+        <w:t>Assumptions</w:t>
       </w:r>
     </w:p>
     <w:p>
@@ -889,7 +1311,7 @@
         <w:rPr>
           <w:lang w:val="en-GB"/>
         </w:rPr>
-        <w:t>API-based querying is selected because it ensures:</w:t>
+        <w:t>• API access is available</w:t>
       </w:r>
     </w:p>
     <w:p>
@@ -902,28 +1324,21 @@
         <w:rPr>
           <w:lang w:val="en-GB"/>
         </w:rPr>
-        <w:t>• Consistency</w:t>
-      </w:r>
-      <w:r>
-        <w:rPr>
-          <w:lang w:val="en-GB"/>
-        </w:rPr>
-        <w:br/>
-        <w:t>• Automation</w:t>
-      </w:r>
-      <w:r>
-        <w:rPr>
-          <w:lang w:val="en-GB"/>
-        </w:rPr>
-        <w:br/>
-        <w:t>• Reproducibility</w:t>
-      </w:r>
-      <w:r>
-        <w:rPr>
-          <w:lang w:val="en-GB"/>
-        </w:rPr>
-        <w:br/>
-        <w:t>• Professional-quality experimentation</w:t>
+        <w:t>• APIs return stable and comparable outputs across multiple requests</w:t>
+      </w:r>
+      <w:r>
+        <w:rPr>
+          <w:lang w:val="en-GB"/>
+        </w:rPr>
+        <w:t xml:space="preserve"> </w:t>
+      </w:r>
+      <w:r>
+        <w:rPr>
+          <w:lang w:val="en-GB"/>
+        </w:rPr>
+        <w:pict w14:anchorId="6BA5C0CA">
+          <v:rect id="_x0000_i1037" style="width:0;height:1.5pt" o:hralign="center" o:hrstd="t" o:hr="t" fillcolor="#a0a0a0" stroked="f"/>
+        </w:pict>
       </w:r>
     </w:p>
     <w:p>
@@ -934,26 +1349,31 @@
       </w:pPr>
       <w:r>
         <w:rPr>
-          <w:lang w:val="en-GB"/>
-        </w:rPr>
-        <w:pict w14:anchorId="05B8D085">
-          <v:rect id="_x0000_i1538" style="width:0;height:1.5pt" o:hralign="center" o:hrstd="t" o:hr="t" fillcolor="#a0a0a0" stroked="f"/>
-        </w:pict>
+          <w:i/>
+          <w:iCs/>
+          <w:lang w:val="en-GB"/>
+        </w:rPr>
+        <w:t>Reflection</w:t>
       </w:r>
     </w:p>
     <w:p>
       <w:pPr>
-        <w:pStyle w:val="Heading2"/>
-        <w:rPr>
-          <w:lang w:val="en-GB"/>
-        </w:rPr>
-      </w:pPr>
-      <w:r>
-        <w:rPr>
-          <w:lang w:val="en-GB"/>
-        </w:rPr>
-        <w:lastRenderedPageBreak/>
-        <w:t>6. Evaluation of the Decision</w:t>
+        <w:rPr>
+          <w:lang w:val="en-GB"/>
+        </w:rPr>
+      </w:pPr>
+      <w:r>
+        <w:rPr>
+          <w:lang w:val="en-GB"/>
+        </w:rPr>
+        <w:t>Initially, manual prompting seemed like a simpler solution.</w:t>
+      </w:r>
+      <w:r>
+        <w:rPr>
+          <w:lang w:val="en-GB"/>
+        </w:rPr>
+        <w:br/>
+        <w:t>However, API-based querying provides a more professional and reliable approach.</w:t>
       </w:r>
     </w:p>
     <w:p>
@@ -964,11 +1384,44 @@
       </w:pPr>
       <w:r>
         <w:rPr>
+          <w:lang w:val="en-GB"/>
+        </w:rPr>
+        <w:pict w14:anchorId="50E1F52D">
+          <v:rect id="_x0000_i1038" style="width:0;height:1.5pt" o:hralign="center" o:hrstd="t" o:hr="t" fillcolor="#a0a0a0" stroked="f"/>
+        </w:pict>
+      </w:r>
+    </w:p>
+    <w:p>
+      <w:pPr>
+        <w:pStyle w:val="Heading2"/>
+        <w:rPr>
+          <w:lang w:val="en-GB"/>
+        </w:rPr>
+      </w:pPr>
+      <w:r>
+        <w:rPr>
+          <w:lang w:val="en-GB"/>
+        </w:rPr>
+        <w:t>7. What This Unlocks</w:t>
+      </w:r>
+    </w:p>
+    <w:p>
+      <w:pPr>
+        <w:rPr>
+          <w:b/>
+          <w:bCs/>
+          <w:lang w:val="en-GB"/>
+        </w:rPr>
+      </w:pPr>
+      <w:r>
+        <w:rPr>
+          <w:b/>
+          <w:bCs/>
           <w:i/>
           <w:iCs/>
           <w:lang w:val="en-GB"/>
         </w:rPr>
-        <w:t>How Well This Meets the Criteria</w:t>
+        <w:t>Next LO Stage: Realizing</w:t>
       </w:r>
     </w:p>
     <w:p>
@@ -979,18 +1432,43 @@
       </w:pPr>
       <w:r>
         <w:rPr>
+          <w:lang w:val="en-GB"/>
+        </w:rPr>
+        <w:t>The experiment can now be implemented using scripts and API connections.</w:t>
+      </w:r>
+    </w:p>
+    <w:p>
+      <w:pPr>
+        <w:rPr>
+          <w:lang w:val="en-GB"/>
+        </w:rPr>
+      </w:pPr>
+      <w:r>
+        <w:rPr>
+          <w:lang w:val="en-GB"/>
+        </w:rPr>
+        <w:pict w14:anchorId="0787997D">
+          <v:rect id="_x0000_i1039" style="width:0;height:1.5pt" o:hralign="center" o:hrstd="t" o:hr="t" fillcolor="#a0a0a0" stroked="f"/>
+        </w:pict>
+      </w:r>
+    </w:p>
+    <w:p>
+      <w:pPr>
+        <w:rPr>
           <w:b/>
           <w:bCs/>
           <w:lang w:val="en-GB"/>
         </w:rPr>
-        <w:t>Criterion 1 – Consistency</w:t>
-      </w:r>
-      <w:r>
-        <w:rPr>
-          <w:lang w:val="en-GB"/>
-        </w:rPr>
-        <w:br/>
-        <w:t>API ensures identical prompts for all models</w:t>
+      </w:pPr>
+      <w:r>
+        <w:rPr>
+          <w:b/>
+          <w:bCs/>
+          <w:i/>
+          <w:iCs/>
+          <w:lang w:val="en-GB"/>
+        </w:rPr>
+        <w:t>What I Can Now Do</w:t>
       </w:r>
     </w:p>
     <w:p>
@@ -1001,18 +1479,57 @@
       </w:pPr>
       <w:r>
         <w:rPr>
+          <w:lang w:val="en-GB"/>
+        </w:rPr>
+        <w:t>• Connect to model APIs</w:t>
+      </w:r>
+      <w:r>
+        <w:rPr>
+          <w:lang w:val="en-GB"/>
+        </w:rPr>
+        <w:br/>
+        <w:t>• Automate prompt sending</w:t>
+      </w:r>
+      <w:r>
+        <w:rPr>
+          <w:lang w:val="en-GB"/>
+        </w:rPr>
+        <w:br/>
+        <w:t>• Collect responses systematically</w:t>
+      </w:r>
+    </w:p>
+    <w:p>
+      <w:pPr>
+        <w:rPr>
+          <w:lang w:val="en-GB"/>
+        </w:rPr>
+      </w:pPr>
+      <w:r>
+        <w:rPr>
+          <w:lang w:val="en-GB"/>
+        </w:rPr>
+        <w:pict w14:anchorId="78181797">
+          <v:rect id="_x0000_i1040" style="width:0;height:1.5pt" o:hralign="center" o:hrstd="t" o:hr="t" fillcolor="#a0a0a0" stroked="f"/>
+        </w:pict>
+      </w:r>
+    </w:p>
+    <w:p>
+      <w:pPr>
+        <w:rPr>
           <w:b/>
           <w:bCs/>
           <w:lang w:val="en-GB"/>
         </w:rPr>
-        <w:t>Criterion 2 – Reproducibility</w:t>
-      </w:r>
-      <w:r>
-        <w:rPr>
-          <w:lang w:val="en-GB"/>
-        </w:rPr>
-        <w:br/>
-        <w:t>The experiment can be repeated using the same script</w:t>
+      </w:pPr>
+      <w:r>
+        <w:rPr>
+          <w:b/>
+          <w:bCs/>
+          <w:i/>
+          <w:iCs/>
+          <w:lang w:val="en-GB"/>
+        </w:rPr>
+        <w:t>How I Will Know This Worked</w:t>
       </w:r>
     </w:p>
     <w:p>
@@ -1023,267 +1540,9 @@
       </w:pPr>
       <w:r>
         <w:rPr>
-          <w:b/>
-          <w:bCs/>
-          <w:lang w:val="en-GB"/>
-        </w:rPr>
-        <w:t>Criterion 3 – Efficiency</w:t>
-      </w:r>
-      <w:r>
-        <w:rPr>
-          <w:lang w:val="en-GB"/>
-        </w:rPr>
-        <w:br/>
-        <w:t>Automation allows evaluation of multiple questions</w:t>
-      </w:r>
-    </w:p>
-    <w:p>
-      <w:pPr>
-        <w:rPr>
-          <w:lang w:val="en-GB"/>
-        </w:rPr>
-      </w:pPr>
-      <w:r>
-        <w:rPr>
-          <w:lang w:val="en-GB"/>
-        </w:rPr>
-        <w:pict w14:anchorId="1E2424D5">
-          <v:rect id="_x0000_i1539" style="width:0;height:1.5pt" o:hralign="center" o:hrstd="t" o:hr="t" fillcolor="#a0a0a0" stroked="f"/>
-        </w:pict>
-      </w:r>
-    </w:p>
-    <w:p>
-      <w:pPr>
-        <w:rPr>
-          <w:lang w:val="en-GB"/>
-        </w:rPr>
-      </w:pPr>
-      <w:r>
-        <w:rPr>
-          <w:i/>
-          <w:iCs/>
-          <w:lang w:val="en-GB"/>
-        </w:rPr>
-        <w:t>Assumptions</w:t>
-      </w:r>
-    </w:p>
-    <w:p>
-      <w:pPr>
-        <w:rPr>
-          <w:lang w:val="en-GB"/>
-        </w:rPr>
-      </w:pPr>
-      <w:r>
-        <w:rPr>
-          <w:lang w:val="en-GB"/>
-        </w:rPr>
-        <w:t>• API access is available</w:t>
-      </w:r>
-    </w:p>
-    <w:p>
-      <w:pPr>
-        <w:rPr>
-          <w:lang w:val="en-GB"/>
-        </w:rPr>
-      </w:pPr>
-      <w:r>
-        <w:rPr>
-          <w:lang w:val="en-GB"/>
-        </w:rPr>
-        <w:pict w14:anchorId="6BA5C0CA">
-          <v:rect id="_x0000_i1540" style="width:0;height:1.5pt" o:hralign="center" o:hrstd="t" o:hr="t" fillcolor="#a0a0a0" stroked="f"/>
-        </w:pict>
-      </w:r>
-    </w:p>
-    <w:p>
-      <w:pPr>
-        <w:rPr>
-          <w:lang w:val="en-GB"/>
-        </w:rPr>
-      </w:pPr>
-      <w:r>
-        <w:rPr>
-          <w:i/>
-          <w:iCs/>
-          <w:lang w:val="en-GB"/>
-        </w:rPr>
-        <w:t>Reflection</w:t>
-      </w:r>
-    </w:p>
-    <w:p>
-      <w:pPr>
-        <w:rPr>
-          <w:lang w:val="en-GB"/>
-        </w:rPr>
-      </w:pPr>
-      <w:r>
-        <w:rPr>
-          <w:lang w:val="en-GB"/>
-        </w:rPr>
-        <w:t>Initially, manual prompting seemed like a simpler solution.</w:t>
-      </w:r>
-      <w:r>
-        <w:rPr>
-          <w:lang w:val="en-GB"/>
-        </w:rPr>
-        <w:br/>
-        <w:t>However, API-based querying provides a more professional and reliable approach.</w:t>
-      </w:r>
-    </w:p>
-    <w:p>
-      <w:pPr>
-        <w:rPr>
-          <w:lang w:val="en-GB"/>
-        </w:rPr>
-      </w:pPr>
-      <w:r>
-        <w:rPr>
-          <w:lang w:val="en-GB"/>
-        </w:rPr>
-        <w:pict w14:anchorId="50E1F52D">
-          <v:rect id="_x0000_i1541" style="width:0;height:1.5pt" o:hralign="center" o:hrstd="t" o:hr="t" fillcolor="#a0a0a0" stroked="f"/>
-        </w:pict>
-      </w:r>
-    </w:p>
-    <w:p>
-      <w:pPr>
-        <w:pStyle w:val="Heading2"/>
-        <w:rPr>
-          <w:lang w:val="en-GB"/>
-        </w:rPr>
-      </w:pPr>
-      <w:r>
-        <w:rPr>
-          <w:lang w:val="en-GB"/>
-        </w:rPr>
-        <w:t>7. What This Unlocks</w:t>
-      </w:r>
-    </w:p>
-    <w:p>
-      <w:pPr>
-        <w:rPr>
-          <w:lang w:val="en-GB"/>
-        </w:rPr>
-      </w:pPr>
-      <w:r>
-        <w:rPr>
-          <w:i/>
-          <w:iCs/>
-          <w:lang w:val="en-GB"/>
-        </w:rPr>
-        <w:t>Next LO Stage: Realizing</w:t>
-      </w:r>
-    </w:p>
-    <w:p>
-      <w:pPr>
-        <w:rPr>
-          <w:lang w:val="en-GB"/>
-        </w:rPr>
-      </w:pPr>
-      <w:r>
-        <w:rPr>
-          <w:lang w:val="en-GB"/>
-        </w:rPr>
-        <w:t>The experiment can now be implemented using scripts and API connections.</w:t>
-      </w:r>
-    </w:p>
-    <w:p>
-      <w:pPr>
-        <w:rPr>
-          <w:lang w:val="en-GB"/>
-        </w:rPr>
-      </w:pPr>
-      <w:r>
-        <w:rPr>
-          <w:lang w:val="en-GB"/>
-        </w:rPr>
-        <w:pict w14:anchorId="0787997D">
-          <v:rect id="_x0000_i1542" style="width:0;height:1.5pt" o:hralign="center" o:hrstd="t" o:hr="t" fillcolor="#a0a0a0" stroked="f"/>
-        </w:pict>
-      </w:r>
-    </w:p>
-    <w:p>
-      <w:pPr>
-        <w:rPr>
-          <w:lang w:val="en-GB"/>
-        </w:rPr>
-      </w:pPr>
-      <w:r>
-        <w:rPr>
-          <w:i/>
-          <w:iCs/>
-          <w:lang w:val="en-GB"/>
-        </w:rPr>
-        <w:t>What I Can Now Do</w:t>
-      </w:r>
-    </w:p>
-    <w:p>
-      <w:pPr>
-        <w:rPr>
-          <w:lang w:val="en-GB"/>
-        </w:rPr>
-      </w:pPr>
-      <w:r>
-        <w:rPr>
-          <w:lang w:val="en-GB"/>
-        </w:rPr>
-        <w:t>• Connect to model APIs</w:t>
-      </w:r>
-      <w:r>
-        <w:rPr>
-          <w:lang w:val="en-GB"/>
-        </w:rPr>
-        <w:br/>
-        <w:t>• Automate prompt sending</w:t>
-      </w:r>
-      <w:r>
-        <w:rPr>
-          <w:lang w:val="en-GB"/>
-        </w:rPr>
-        <w:br/>
-        <w:t>• Collect responses systematically</w:t>
-      </w:r>
-    </w:p>
-    <w:p>
-      <w:pPr>
-        <w:rPr>
-          <w:lang w:val="en-GB"/>
-        </w:rPr>
-      </w:pPr>
-      <w:r>
-        <w:rPr>
-          <w:lang w:val="en-GB"/>
-        </w:rPr>
-        <w:pict w14:anchorId="78181797">
-          <v:rect id="_x0000_i1543" style="width:0;height:1.5pt" o:hralign="center" o:hrstd="t" o:hr="t" fillcolor="#a0a0a0" stroked="f"/>
-        </w:pict>
-      </w:r>
-    </w:p>
-    <w:p>
-      <w:pPr>
-        <w:rPr>
-          <w:lang w:val="en-GB"/>
-        </w:rPr>
-      </w:pPr>
-      <w:r>
-        <w:rPr>
-          <w:i/>
-          <w:iCs/>
-          <w:lang w:val="en-GB"/>
-        </w:rPr>
-        <w:t>How I Will Know This Worked</w:t>
-      </w:r>
-    </w:p>
-    <w:p>
-      <w:pPr>
-        <w:rPr>
-          <w:lang w:val="en-GB"/>
-        </w:rPr>
-      </w:pPr>
-      <w:r>
-        <w:rPr>
-          <w:lang w:val="en-GB"/>
-        </w:rPr>
+          <w:lang w:val="en-GB"/>
+        </w:rPr>
+        <w:lastRenderedPageBreak/>
         <w:t>All selected models will return responses through automated queries using the same inputs, allowing direct and fair comparison.</w:t>
       </w:r>
     </w:p>
@@ -1306,6 +1565,11 @@
 
 <file path=word/numbering.xml><?xml version="1.0" encoding="utf-8"?>
 <w:numbering xmlns:wpc="http://schemas.microsoft.com/office/word/2010/wordprocessingCanvas" xmlns:cx="http://schemas.microsoft.com/office/drawing/2014/chartex" xmlns:cx1="http://schemas.microsoft.com/office/drawing/2015/9/8/chartex" xmlns:cx2="http://schemas.microsoft.com/office/drawing/2015/10/21/chartex" xmlns:cx3="http://schemas.microsoft.com/office/drawing/2016/5/9/chartex" xmlns:cx4="http://schemas.microsoft.com/office/drawing/2016/5/10/chartex" xmlns:cx5="http://schemas.microsoft.com/office/drawing/2016/5/11/chartex" xmlns:cx6="http://schemas.microsoft.com/office/drawing/2016/5/12/chartex" xmlns:cx7="http://schemas.microsoft.com/office/drawing/2016/5/13/chartex" xmlns:cx8="http://schemas.microsoft.com/office/drawing/2016/5/14/chartex" xmlns:mc="http://schemas.openxmlformats.org/markup-compatibility/2006" xmlns:aink="http://schemas.microsoft.com/office/drawing/2016/ink" xmlns:am3d="http://schemas.microsoft.com/office/drawing/2017/model3d" xmlns:o="urn:schemas-microsoft-com:office:office" xmlns:oel="http://schemas.microsoft.com/office/2019/extlst" xmlns:r="http://schemas.openxmlformats.org/officeDocument/2006/relationships" xmlns:m="http://schemas.openxmlformats.org/officeDocument/2006/math" xmlns:v="urn:schemas-microsoft-com:vml" xmlns:wp14="http://schemas.microsoft.com/office/word/2010/wordprocessingDrawing" xmlns:wp="http://schemas.openxmlformats.org/drawingml/2006/wordprocessingDrawing" xmlns:w10="urn:schemas-microsoft-com:office:word" xmlns:w="http://schemas.openxmlformats.org/wordprocessingml/2006/main" xmlns:w14="http://schemas.microsoft.com/office/word/2010/wordml" xmlns:w15="http://schemas.microsoft.com/office/word/2012/wordml" xmlns:w16cex="http://schemas.microsoft.com/office/word/2018/wordml/cex" xmlns:w16cid="http://schemas.microsoft.com/office/word/2016/wordml/cid" xmlns:w16="http://schemas.microsoft.com/office/word/2018/wordml" xmlns:w16du="http://schemas.microsoft.com/office/word/2023/wordml/word16du" xmlns:w16sdtdh="http://schemas.microsoft.com/office/word/2020/wordml/sdtdatahash" xmlns:w16sdtfl="http://schemas.microsoft.com/office/word/2024/wordml/sdtformatlock" xmlns:w16se="http://schemas.microsoft.com/office/word/2015/wordml/symex" xmlns:wpg="http://schemas.microsoft.com/office/word/2010/wordprocessingGroup" xmlns:wpi="http://schemas.microsoft.com/office/word/2010/wordprocessingInk" xmlns:wne="http://schemas.microsoft.com/office/word/2006/wordml" xmlns:wps="http://schemas.microsoft.com/office/word/2010/wordprocessingShape" mc:Ignorable="w14 w15 w16se w16cid w16 w16cex w16sdtdh w16sdtfl w16du wp14">
+  <w:numPicBullet w:numPicBulletId="0">
+    <w:pict>
+      <v:rect id="_x0000_i1025" style="width:0;height:1.5pt" o:hralign="center" o:bullet="t" o:hrstd="t" o:hr="t" fillcolor="#a0a0a0" stroked="f"/>
+    </w:pict>
+  </w:numPicBullet>
   <w:abstractNum w:abstractNumId="0" w15:restartNumberingAfterBreak="0">
     <w:nsid w:val="FFFFFF7C"/>
     <w:multiLevelType w:val="singleLevel"/>
@@ -1474,6 +1738,118 @@
       </w:pPr>
       <w:rPr>
         <w:rFonts w:ascii="Symbol" w:hAnsi="Symbol" w:hint="default"/>
+      </w:rPr>
+    </w:lvl>
+  </w:abstractNum>
+  <w:abstractNum w:abstractNumId="9" w15:restartNumberingAfterBreak="0">
+    <w:nsid w:val="669E173E"/>
+    <w:multiLevelType w:val="hybridMultilevel"/>
+    <w:tmpl w:val="1DA6ED78"/>
+    <w:lvl w:ilvl="0" w:tplc="781A13BA">
+      <w:numFmt w:val="bullet"/>
+      <w:lvlText w:val="-"/>
+      <w:lvlJc w:val="left"/>
+      <w:pPr>
+        <w:ind w:left="720" w:hanging="360"/>
+      </w:pPr>
+      <w:rPr>
+        <w:rFonts w:ascii="Cambria" w:eastAsiaTheme="minorEastAsia" w:hAnsi="Cambria" w:cstheme="minorBidi" w:hint="default"/>
+      </w:rPr>
+    </w:lvl>
+    <w:lvl w:ilvl="1" w:tplc="08090003" w:tentative="1">
+      <w:start w:val="1"/>
+      <w:numFmt w:val="bullet"/>
+      <w:lvlText w:val="o"/>
+      <w:lvlJc w:val="left"/>
+      <w:pPr>
+        <w:ind w:left="1440" w:hanging="360"/>
+      </w:pPr>
+      <w:rPr>
+        <w:rFonts w:ascii="Courier New" w:hAnsi="Courier New" w:cs="Courier New" w:hint="default"/>
+      </w:rPr>
+    </w:lvl>
+    <w:lvl w:ilvl="2" w:tplc="08090005" w:tentative="1">
+      <w:start w:val="1"/>
+      <w:numFmt w:val="bullet"/>
+      <w:lvlText w:val=""/>
+      <w:lvlJc w:val="left"/>
+      <w:pPr>
+        <w:ind w:left="2160" w:hanging="360"/>
+      </w:pPr>
+      <w:rPr>
+        <w:rFonts w:ascii="Wingdings" w:hAnsi="Wingdings" w:hint="default"/>
+      </w:rPr>
+    </w:lvl>
+    <w:lvl w:ilvl="3" w:tplc="08090001" w:tentative="1">
+      <w:start w:val="1"/>
+      <w:numFmt w:val="bullet"/>
+      <w:lvlText w:val=""/>
+      <w:lvlJc w:val="left"/>
+      <w:pPr>
+        <w:ind w:left="2880" w:hanging="360"/>
+      </w:pPr>
+      <w:rPr>
+        <w:rFonts w:ascii="Symbol" w:hAnsi="Symbol" w:hint="default"/>
+      </w:rPr>
+    </w:lvl>
+    <w:lvl w:ilvl="4" w:tplc="08090003" w:tentative="1">
+      <w:start w:val="1"/>
+      <w:numFmt w:val="bullet"/>
+      <w:lvlText w:val="o"/>
+      <w:lvlJc w:val="left"/>
+      <w:pPr>
+        <w:ind w:left="3600" w:hanging="360"/>
+      </w:pPr>
+      <w:rPr>
+        <w:rFonts w:ascii="Courier New" w:hAnsi="Courier New" w:cs="Courier New" w:hint="default"/>
+      </w:rPr>
+    </w:lvl>
+    <w:lvl w:ilvl="5" w:tplc="08090005" w:tentative="1">
+      <w:start w:val="1"/>
+      <w:numFmt w:val="bullet"/>
+      <w:lvlText w:val=""/>
+      <w:lvlJc w:val="left"/>
+      <w:pPr>
+        <w:ind w:left="4320" w:hanging="360"/>
+      </w:pPr>
+      <w:rPr>
+        <w:rFonts w:ascii="Wingdings" w:hAnsi="Wingdings" w:hint="default"/>
+      </w:rPr>
+    </w:lvl>
+    <w:lvl w:ilvl="6" w:tplc="08090001" w:tentative="1">
+      <w:start w:val="1"/>
+      <w:numFmt w:val="bullet"/>
+      <w:lvlText w:val=""/>
+      <w:lvlJc w:val="left"/>
+      <w:pPr>
+        <w:ind w:left="5040" w:hanging="360"/>
+      </w:pPr>
+      <w:rPr>
+        <w:rFonts w:ascii="Symbol" w:hAnsi="Symbol" w:hint="default"/>
+      </w:rPr>
+    </w:lvl>
+    <w:lvl w:ilvl="7" w:tplc="08090003" w:tentative="1">
+      <w:start w:val="1"/>
+      <w:numFmt w:val="bullet"/>
+      <w:lvlText w:val="o"/>
+      <w:lvlJc w:val="left"/>
+      <w:pPr>
+        <w:ind w:left="5760" w:hanging="360"/>
+      </w:pPr>
+      <w:rPr>
+        <w:rFonts w:ascii="Courier New" w:hAnsi="Courier New" w:cs="Courier New" w:hint="default"/>
+      </w:rPr>
+    </w:lvl>
+    <w:lvl w:ilvl="8" w:tplc="08090005" w:tentative="1">
+      <w:start w:val="1"/>
+      <w:numFmt w:val="bullet"/>
+      <w:lvlText w:val=""/>
+      <w:lvlJc w:val="left"/>
+      <w:pPr>
+        <w:ind w:left="6480" w:hanging="360"/>
+      </w:pPr>
+      <w:rPr>
+        <w:rFonts w:ascii="Wingdings" w:hAnsi="Wingdings" w:hint="default"/>
       </w:rPr>
     </w:lvl>
   </w:abstractNum>
@@ -1503,6 +1879,9 @@
   </w:num>
   <w:num w:numId="9" w16cid:durableId="1688483917">
     <w:abstractNumId w:val="0"/>
+  </w:num>
+  <w:num w:numId="10" w16cid:durableId="1264335830">
+    <w:abstractNumId w:val="9"/>
   </w:num>
 </w:numbering>
 </file>
@@ -12886,6 +13265,41 @@
       </w:tcPr>
     </w:tblStylePr>
   </w:style>
+  <w:style w:type="character" w:styleId="Hyperlink">
+    <w:name w:val="Hyperlink"/>
+    <w:basedOn w:val="DefaultParagraphFont"/>
+    <w:uiPriority w:val="99"/>
+    <w:unhideWhenUsed/>
+    <w:rsid w:val="00A85BE1"/>
+    <w:rPr>
+      <w:color w:val="0000FF" w:themeColor="hyperlink"/>
+      <w:u w:val="single"/>
+    </w:rPr>
+  </w:style>
+  <w:style w:type="character" w:styleId="UnresolvedMention">
+    <w:name w:val="Unresolved Mention"/>
+    <w:basedOn w:val="DefaultParagraphFont"/>
+    <w:uiPriority w:val="99"/>
+    <w:semiHidden/>
+    <w:unhideWhenUsed/>
+    <w:rsid w:val="00A85BE1"/>
+    <w:rPr>
+      <w:color w:val="605E5C"/>
+      <w:shd w:val="clear" w:color="auto" w:fill="E1DFDD"/>
+    </w:rPr>
+  </w:style>
+  <w:style w:type="character" w:styleId="FollowedHyperlink">
+    <w:name w:val="FollowedHyperlink"/>
+    <w:basedOn w:val="DefaultParagraphFont"/>
+    <w:uiPriority w:val="99"/>
+    <w:semiHidden/>
+    <w:unhideWhenUsed/>
+    <w:rsid w:val="00A85BE1"/>
+    <w:rPr>
+      <w:color w:val="800080" w:themeColor="followedHyperlink"/>
+      <w:u w:val="single"/>
+    </w:rPr>
+  </w:style>
 </w:styles>
 </file>
 

--- a/Decision Logs/Decision-log-3-API_vs_Manual.docx
+++ b/Decision Logs/Decision-log-3-API_vs_Manual.docx
@@ -569,14 +569,7 @@
           <w:i/>
           <w:iCs/>
         </w:rPr>
-        <w:t>[</w:t>
-      </w:r>
-      <w:r>
-        <w:rPr>
-          <w:i/>
-          <w:iCs/>
-        </w:rPr>
-        <w:t>Available product analysis</w:t>
+        <w:t>[Available product analysis</w:t>
       </w:r>
       <w:r>
         <w:t xml:space="preserve">] </w:t>
@@ -744,6 +737,36 @@
     <w:p>
       <w:pPr>
         <w:rPr>
+          <w:rFonts w:ascii="Cambria" w:hAnsi="Cambria"/>
+        </w:rPr>
+      </w:pPr>
+      <w:r>
+        <w:rPr>
+          <w:rFonts w:ascii="Cambria" w:hAnsi="Cambria"/>
+        </w:rPr>
+        <w:t xml:space="preserve">The </w:t>
+      </w:r>
+      <w:hyperlink r:id="rId6" w:history="1">
+        <w:r>
+          <w:rPr>
+            <w:rStyle w:val="Hyperlink"/>
+          </w:rPr>
+          <w:t>API vs manual Research</w:t>
+        </w:r>
+      </w:hyperlink>
+      <w:r>
+        <w:t xml:space="preserve"> </w:t>
+      </w:r>
+      <w:r>
+        <w:rPr>
+          <w:rFonts w:ascii="Cambria" w:hAnsi="Cambria"/>
+        </w:rPr>
+        <w:t>document supports and confirms the findings discussed in this research</w:t>
+      </w:r>
+    </w:p>
+    <w:p>
+      <w:pPr>
+        <w:rPr>
           <w:b/>
           <w:bCs/>
           <w:i/>
@@ -775,7 +798,7 @@
         </w:rPr>
         <w:t xml:space="preserve">: </w:t>
       </w:r>
-      <w:hyperlink r:id="rId6" w:history="1">
+      <w:hyperlink r:id="rId7" w:history="1">
         <w:r>
           <w:rPr>
             <w:rStyle w:val="Hyperlink"/>
@@ -785,20 +808,15 @@
       </w:hyperlink>
     </w:p>
     <w:p>
-      <w:pPr>
-        <w:rPr>
-          <w:lang w:val="en-GB"/>
-        </w:rPr>
-      </w:pPr>
       <w:r>
         <w:t xml:space="preserve">OpenAI. (2026). ChatGPT Socratic dialogue discussion (March 17 version) [Large language model]. </w:t>
       </w:r>
-      <w:hyperlink r:id="rId7" w:history="1">
+      <w:hyperlink r:id="rId8" w:history="1">
         <w:r>
           <w:rPr>
             <w:rStyle w:val="Hyperlink"/>
           </w:rPr>
-          <w:t>https://chatgpt.com/share/69b9376d-7</w:t>
+          <w:t>https://chatgpt.com/share/69b9376d-7154-8002-86e0-07b69</w:t>
         </w:r>
         <w:r>
           <w:rPr>
@@ -810,12 +828,19 @@
           <w:rPr>
             <w:rStyle w:val="Hyperlink"/>
           </w:rPr>
-          <w:t>54-8002-86e0-07b6912c12ee</w:t>
+          <w:t>2c12ee</w:t>
         </w:r>
       </w:hyperlink>
       <w:r>
         <w:t xml:space="preserve"> </w:t>
       </w:r>
+    </w:p>
+    <w:p>
+      <w:pPr>
+        <w:rPr>
+          <w:lang w:val="en-GB"/>
+        </w:rPr>
+      </w:pPr>
     </w:p>
     <w:p>
       <w:pPr>
@@ -862,7 +887,7 @@
                     <pic:cNvPicPr/>
                   </pic:nvPicPr>
                   <pic:blipFill>
-                    <a:blip r:embed="rId8"/>
+                    <a:blip r:embed="rId9"/>
                     <a:stretch>
                       <a:fillRect/>
                     </a:stretch>
@@ -1324,13 +1349,7 @@
         <w:rPr>
           <w:lang w:val="en-GB"/>
         </w:rPr>
-        <w:t>• APIs return stable and comparable outputs across multiple requests</w:t>
-      </w:r>
-      <w:r>
-        <w:rPr>
-          <w:lang w:val="en-GB"/>
-        </w:rPr>
-        <w:t xml:space="preserve"> </w:t>
+        <w:t xml:space="preserve">• APIs return stable and comparable outputs across multiple requests </w:t>
       </w:r>
       <w:r>
         <w:rPr>
@@ -2489,6 +2508,7 @@
   <w:style w:type="character" w:default="1" w:styleId="DefaultParagraphFont">
     <w:name w:val="Default Paragraph Font"/>
     <w:uiPriority w:val="1"/>
+    <w:semiHidden/>
     <w:unhideWhenUsed/>
   </w:style>
   <w:style w:type="table" w:default="1" w:styleId="TableNormal">
